--- a/JAVA 11 exp.docx
+++ b/JAVA 11 exp.docx
@@ -15,10 +15,10 @@
           <w:lang w:val="en-IN" w:eastAsia="zh-CN"/>
         </w:rPr>
         <w:drawing>
-          <wp:anchor distT="0" distB="0" distL="114300" distR="114300" simplePos="0" relativeHeight="251659264" behindDoc="1" locked="0" layoutInCell="1" allowOverlap="1" wp14:anchorId="29B40F78" wp14:editId="35B80467">
+          <wp:anchor distT="0" distB="0" distL="114300" distR="114300" simplePos="0" relativeHeight="251659264" behindDoc="1" locked="0" layoutInCell="1" allowOverlap="1" wp14:anchorId="29B40F78" wp14:editId="0D738EDB">
             <wp:simplePos x="0" y="0"/>
             <wp:positionH relativeFrom="margin">
-              <wp:posOffset>2400300</wp:posOffset>
+              <wp:posOffset>2369820</wp:posOffset>
             </wp:positionH>
             <wp:positionV relativeFrom="paragraph">
               <wp:posOffset>0</wp:posOffset>
@@ -50,7 +50,7 @@
                     </pic:cNvPicPr>
                   </pic:nvPicPr>
                   <pic:blipFill>
-                    <a:blip r:embed="rId4" cstate="print">
+                    <a:blip r:embed="rId6" cstate="print">
                       <a:extLst>
                         <a:ext uri="{28A0092B-C50C-407E-A947-70E740481C1C}">
                           <a14:useLocalDpi xmlns:a14="http://schemas.microsoft.com/office/drawing/2010/main" val="0"/>
@@ -509,88 +509,56 @@
           <w:sz w:val="28"/>
           <w:szCs w:val="28"/>
         </w:rPr>
-        <w:t>Problem Statement</w:t>
-      </w:r>
-      <w:r>
+        <w:t>Problem Statement:</w:t>
+      </w:r>
+      <w:r>
+        <w:rPr>
+          <w:rFonts w:eastAsia="Lucida Sans"/>
+          <w:bCs/>
+          <w:sz w:val="24"/>
+          <w:szCs w:val="24"/>
+        </w:rPr>
+        <w:t xml:space="preserve"> </w:t>
+      </w:r>
+      <w:r>
+        <w:rPr>
+          <w:rStyle w:val="BodyTextChar"/>
+          <w:rFonts w:eastAsiaTheme="minorHAnsi"/>
+        </w:rPr>
+        <w:t>Write a Java program to demonstrate the implementation of interfaces.</w:t>
+      </w:r>
+    </w:p>
+    <w:p>
+      <w:pPr>
         <w:rPr>
           <w:rFonts w:eastAsia="Lucida Sans"/>
           <w:b/>
           <w:sz w:val="28"/>
           <w:szCs w:val="28"/>
         </w:rPr>
-        <w:t>:</w:t>
-      </w:r>
-      <w:r>
-        <w:rPr>
-          <w:rFonts w:eastAsia="Lucida Sans"/>
-          <w:bCs/>
-          <w:sz w:val="24"/>
-          <w:szCs w:val="24"/>
-        </w:rPr>
-        <w:t xml:space="preserve"> </w:t>
-      </w:r>
-      <w:r>
-        <w:rPr>
-          <w:rStyle w:val="BodyTextChar"/>
-          <w:rFonts w:eastAsiaTheme="minorHAnsi"/>
-        </w:rPr>
-        <w:t>Write a Java program to demonstrate the implementation of interfaces.</w:t>
-      </w:r>
-    </w:p>
-    <w:p>
-      <w:pPr>
+      </w:pPr>
+      <w:r>
         <w:rPr>
           <w:rFonts w:eastAsia="Lucida Sans"/>
           <w:b/>
           <w:sz w:val="28"/>
           <w:szCs w:val="28"/>
         </w:rPr>
-      </w:pPr>
-      <w:r>
-        <w:rPr>
-          <w:rFonts w:eastAsia="Lucida Sans"/>
-          <w:b/>
-          <w:sz w:val="28"/>
-          <w:szCs w:val="28"/>
-        </w:rPr>
-        <w:t xml:space="preserve"> Theory</w:t>
-      </w:r>
-      <w:r>
-        <w:rPr>
-          <w:rFonts w:eastAsia="Lucida Sans"/>
-          <w:b/>
-          <w:sz w:val="28"/>
-          <w:szCs w:val="28"/>
-        </w:rPr>
-        <w:t>:</w:t>
-      </w:r>
-    </w:p>
-    <w:p>
-      <w:pPr>
-        <w:pStyle w:val="BodyText"/>
-        <w:rPr>
-          <w:rFonts w:eastAsia="Lucida Sans"/>
-        </w:rPr>
-      </w:pPr>
-      <w:r>
-        <w:rPr>
-          <w:rFonts w:eastAsia="Lucida Sans"/>
-        </w:rPr>
-        <w:t xml:space="preserve">An interface specifies a set of abstract methods that implementing classes must define. It provides complete abstraction and supports multiple inheritance of type. Interfaces improve modularity, loose coupling, and software flexibility. They allow different classes to implement common </w:t>
-      </w:r>
-      <w:proofErr w:type="spellStart"/>
-      <w:r>
-        <w:rPr>
-          <w:rFonts w:eastAsia="Lucida Sans"/>
-        </w:rPr>
-        <w:t>behavior</w:t>
-      </w:r>
-      <w:proofErr w:type="spellEnd"/>
-      <w:r>
-        <w:rPr>
-          <w:rFonts w:eastAsia="Lucida Sans"/>
-        </w:rPr>
-        <w:t xml:space="preserve"> while maintaining independent implementations. Interfaces are widely used in enterprise application development.</w:t>
+        <w:t xml:space="preserve"> Theory:</w:t>
+      </w:r>
+    </w:p>
+    <w:p>
+      <w:pPr>
+        <w:pStyle w:val="BodyText"/>
+        <w:rPr>
+          <w:rFonts w:eastAsia="Lucida Sans"/>
+        </w:rPr>
+      </w:pPr>
+      <w:r>
+        <w:rPr>
+          <w:rFonts w:eastAsia="Lucida Sans"/>
+        </w:rPr>
+        <w:t>An interface specifies a set of abstract methods that implementing classes must define. It provides complete abstraction and supports multiple inheritance of type. Interfaces improve modularity, loose coupling, and software flexibility. They allow different classes to implement common behavior while maintaining independent implementations. Interfaces are widely used in enterprise application development.</w:t>
       </w:r>
     </w:p>
     <w:p>
@@ -767,6 +735,7 @@
         <w:rPr>
           <w:rFonts w:eastAsia="Lucida Sans"/>
           <w:bCs/>
+          <w:noProof/>
         </w:rPr>
         <w:lastRenderedPageBreak/>
         <w:drawing>
@@ -785,7 +754,7 @@
                     <pic:cNvPicPr/>
                   </pic:nvPicPr>
                   <pic:blipFill>
-                    <a:blip r:embed="rId5"/>
+                    <a:blip r:embed="rId7"/>
                     <a:stretch>
                       <a:fillRect/>
                     </a:stretch>
@@ -818,6 +787,7 @@
         <w:rPr>
           <w:rFonts w:eastAsia="Lucida Sans"/>
           <w:bCs/>
+          <w:noProof/>
         </w:rPr>
         <w:drawing>
           <wp:inline distT="0" distB="0" distL="0" distR="0" wp14:anchorId="70669FB6" wp14:editId="36342393">
@@ -835,7 +805,7 @@
                     <pic:cNvPicPr/>
                   </pic:nvPicPr>
                   <pic:blipFill>
-                    <a:blip r:embed="rId6"/>
+                    <a:blip r:embed="rId8"/>
                     <a:stretch>
                       <a:fillRect/>
                     </a:stretch>
@@ -957,6 +927,7 @@
         <w:rPr>
           <w:rFonts w:eastAsia="Lucida Sans"/>
           <w:b/>
+          <w:noProof/>
         </w:rPr>
         <w:drawing>
           <wp:inline distT="0" distB="0" distL="0" distR="0" wp14:anchorId="31F56759" wp14:editId="21318026">
@@ -974,7 +945,7 @@
                     <pic:cNvPicPr/>
                   </pic:nvPicPr>
                   <pic:blipFill>
-                    <a:blip r:embed="rId7"/>
+                    <a:blip r:embed="rId9"/>
                     <a:stretch>
                       <a:fillRect/>
                     </a:stretch>
@@ -1103,6 +1074,7 @@
         <w:rPr>
           <w:rFonts w:eastAsia="Lucida Sans"/>
           <w:bCs/>
+          <w:noProof/>
         </w:rPr>
         <w:drawing>
           <wp:inline distT="0" distB="0" distL="0" distR="0" wp14:anchorId="28E52F29" wp14:editId="1D7195AD">
@@ -1120,7 +1092,7 @@
                     <pic:cNvPicPr/>
                   </pic:nvPicPr>
                   <pic:blipFill>
-                    <a:blip r:embed="rId8"/>
+                    <a:blip r:embed="rId10"/>
                     <a:stretch>
                       <a:fillRect/>
                     </a:stretch>
@@ -1170,6 +1142,7 @@
         <w:rPr>
           <w:rFonts w:eastAsia="Lucida Sans"/>
           <w:bCs/>
+          <w:noProof/>
         </w:rPr>
         <w:drawing>
           <wp:inline distT="0" distB="0" distL="0" distR="0" wp14:anchorId="17F8E769" wp14:editId="0CCCF67C">
@@ -1187,7 +1160,7 @@
                     <pic:cNvPicPr/>
                   </pic:nvPicPr>
                   <pic:blipFill>
-                    <a:blip r:embed="rId9"/>
+                    <a:blip r:embed="rId11"/>
                     <a:stretch>
                       <a:fillRect/>
                     </a:stretch>
@@ -1360,6 +1333,56 @@
     </w:sectPr>
   </w:body>
 </w:document>
+</file>
+
+<file path=word/endnotes.xml><?xml version="1.0" encoding="utf-8"?>
+<w:endnotes xmlns:wpc="http://schemas.microsoft.com/office/word/2010/wordprocessingCanvas" xmlns:cx="http://schemas.microsoft.com/office/drawing/2014/chartex" xmlns:cx1="http://schemas.microsoft.com/office/drawing/2015/9/8/chartex" xmlns:cx2="http://schemas.microsoft.com/office/drawing/2015/10/21/chartex" xmlns:cx3="http://schemas.microsoft.com/office/drawing/2016/5/9/chartex" xmlns:cx4="http://schemas.microsoft.com/office/drawing/2016/5/10/chartex" xmlns:cx5="http://schemas.microsoft.com/office/drawing/2016/5/11/chartex" xmlns:cx6="http://schemas.microsoft.com/office/drawing/2016/5/12/chartex" xmlns:cx7="http://schemas.microsoft.com/office/drawing/2016/5/13/chartex" xmlns:cx8="http://schemas.microsoft.com/office/drawing/2016/5/14/chartex" xmlns:mc="http://schemas.openxmlformats.org/markup-compatibility/2006" xmlns:aink="http://schemas.microsoft.com/office/drawing/2016/ink" xmlns:am3d="http://schemas.microsoft.com/office/drawing/2017/model3d" xmlns:o="urn:schemas-microsoft-com:office:office" xmlns:oel="http://schemas.microsoft.com/office/2019/extlst" xmlns:r="http://schemas.openxmlformats.org/officeDocument/2006/relationships" xmlns:m="http://schemas.openxmlformats.org/officeDocument/2006/math" xmlns:v="urn:schemas-microsoft-com:vml" xmlns:wp14="http://schemas.microsoft.com/office/word/2010/wordprocessingDrawing" xmlns:wp="http://schemas.openxmlformats.org/drawingml/2006/wordprocessingDrawing" xmlns:w10="urn:schemas-microsoft-com:office:word" xmlns:w="http://schemas.openxmlformats.org/wordprocessingml/2006/main" xmlns:w14="http://schemas.microsoft.com/office/word/2010/wordml" xmlns:w15="http://schemas.microsoft.com/office/word/2012/wordml" xmlns:w16cei="http://schemas.microsoft.com/office/word/2026/wordml/cei" xmlns:w16cex="http://schemas.microsoft.com/office/word/2018/wordml/cex" xmlns:w16cid="http://schemas.microsoft.com/office/word/2016/wordml/cid" xmlns:w16="http://schemas.microsoft.com/office/word/2018/wordml" xmlns:w16du="http://schemas.microsoft.com/office/word/2023/wordml/word16du" xmlns:w16sdtdh="http://schemas.microsoft.com/office/word/2020/wordml/sdtdatahash" xmlns:w16sdtfl="http://schemas.microsoft.com/office/word/2024/wordml/sdtformatlock" xmlns:w16se="http://schemas.microsoft.com/office/word/2015/wordml/symex" xmlns:wpg="http://schemas.microsoft.com/office/word/2010/wordprocessingGroup" xmlns:wpi="http://schemas.microsoft.com/office/word/2010/wordprocessingInk" xmlns:wne="http://schemas.microsoft.com/office/word/2006/wordml" xmlns:wps="http://schemas.microsoft.com/office/word/2010/wordprocessingShape" mc:Ignorable="w14 w15 w16se w16cid w16 w16cex w16sdtdh w16sdtfl w16du wp14">
+  <w:endnote w:type="separator" w:id="-1">
+    <w:p>
+      <w:pPr>
+        <w:spacing w:after="0" w:line="240" w:lineRule="auto"/>
+      </w:pPr>
+      <w:r>
+        <w:separator/>
+      </w:r>
+    </w:p>
+  </w:endnote>
+  <w:endnote w:type="continuationSeparator" w:id="0">
+    <w:p>
+      <w:pPr>
+        <w:spacing w:after="0" w:line="240" w:lineRule="auto"/>
+      </w:pPr>
+      <w:r>
+        <w:continuationSeparator/>
+      </w:r>
+    </w:p>
+  </w:endnote>
+</w:endnotes>
+</file>
+
+<file path=word/footnotes.xml><?xml version="1.0" encoding="utf-8"?>
+<w:footnotes xmlns:wpc="http://schemas.microsoft.com/office/word/2010/wordprocessingCanvas" xmlns:cx="http://schemas.microsoft.com/office/drawing/2014/chartex" xmlns:cx1="http://schemas.microsoft.com/office/drawing/2015/9/8/chartex" xmlns:cx2="http://schemas.microsoft.com/office/drawing/2015/10/21/chartex" xmlns:cx3="http://schemas.microsoft.com/office/drawing/2016/5/9/chartex" xmlns:cx4="http://schemas.microsoft.com/office/drawing/2016/5/10/chartex" xmlns:cx5="http://schemas.microsoft.com/office/drawing/2016/5/11/chartex" xmlns:cx6="http://schemas.microsoft.com/office/drawing/2016/5/12/chartex" xmlns:cx7="http://schemas.microsoft.com/office/drawing/2016/5/13/chartex" xmlns:cx8="http://schemas.microsoft.com/office/drawing/2016/5/14/chartex" xmlns:mc="http://schemas.openxmlformats.org/markup-compatibility/2006" xmlns:aink="http://schemas.microsoft.com/office/drawing/2016/ink" xmlns:am3d="http://schemas.microsoft.com/office/drawing/2017/model3d" xmlns:o="urn:schemas-microsoft-com:office:office" xmlns:oel="http://schemas.microsoft.com/office/2019/extlst" xmlns:r="http://schemas.openxmlformats.org/officeDocument/2006/relationships" xmlns:m="http://schemas.openxmlformats.org/officeDocument/2006/math" xmlns:v="urn:schemas-microsoft-com:vml" xmlns:wp14="http://schemas.microsoft.com/office/word/2010/wordprocessingDrawing" xmlns:wp="http://schemas.openxmlformats.org/drawingml/2006/wordprocessingDrawing" xmlns:w10="urn:schemas-microsoft-com:office:word" xmlns:w="http://schemas.openxmlformats.org/wordprocessingml/2006/main" xmlns:w14="http://schemas.microsoft.com/office/word/2010/wordml" xmlns:w15="http://schemas.microsoft.com/office/word/2012/wordml" xmlns:w16cei="http://schemas.microsoft.com/office/word/2026/wordml/cei" xmlns:w16cex="http://schemas.microsoft.com/office/word/2018/wordml/cex" xmlns:w16cid="http://schemas.microsoft.com/office/word/2016/wordml/cid" xmlns:w16="http://schemas.microsoft.com/office/word/2018/wordml" xmlns:w16du="http://schemas.microsoft.com/office/word/2023/wordml/word16du" xmlns:w16sdtdh="http://schemas.microsoft.com/office/word/2020/wordml/sdtdatahash" xmlns:w16sdtfl="http://schemas.microsoft.com/office/word/2024/wordml/sdtformatlock" xmlns:w16se="http://schemas.microsoft.com/office/word/2015/wordml/symex" xmlns:wpg="http://schemas.microsoft.com/office/word/2010/wordprocessingGroup" xmlns:wpi="http://schemas.microsoft.com/office/word/2010/wordprocessingInk" xmlns:wne="http://schemas.microsoft.com/office/word/2006/wordml" xmlns:wps="http://schemas.microsoft.com/office/word/2010/wordprocessingShape" mc:Ignorable="w14 w15 w16se w16cid w16 w16cex w16sdtdh w16sdtfl w16du wp14">
+  <w:footnote w:type="separator" w:id="-1">
+    <w:p>
+      <w:pPr>
+        <w:spacing w:after="0" w:line="240" w:lineRule="auto"/>
+      </w:pPr>
+      <w:r>
+        <w:separator/>
+      </w:r>
+    </w:p>
+  </w:footnote>
+  <w:footnote w:type="continuationSeparator" w:id="0">
+    <w:p>
+      <w:pPr>
+        <w:spacing w:after="0" w:line="240" w:lineRule="auto"/>
+      </w:pPr>
+      <w:r>
+        <w:continuationSeparator/>
+      </w:r>
+    </w:p>
+  </w:footnote>
+</w:footnotes>
 </file>
 
 <file path=word/styles.xml><?xml version="1.0" encoding="utf-8"?>
@@ -1966,6 +1989,7 @@
   <w:style w:type="character" w:default="1" w:styleId="DefaultParagraphFont">
     <w:name w:val="Default Paragraph Font"/>
     <w:uiPriority w:val="1"/>
+    <w:semiHidden/>
     <w:unhideWhenUsed/>
   </w:style>
   <w:style w:type="table" w:default="1" w:styleId="TableNormal">
@@ -2315,6 +2339,50 @@
       <w:lang w:val="en-US"/>
       <w14:ligatures w14:val="none"/>
     </w:rPr>
+  </w:style>
+  <w:style w:type="paragraph" w:styleId="Header">
+    <w:name w:val="header"/>
+    <w:basedOn w:val="Normal"/>
+    <w:link w:val="HeaderChar"/>
+    <w:uiPriority w:val="99"/>
+    <w:unhideWhenUsed/>
+    <w:rsid w:val="000A5FDB"/>
+    <w:pPr>
+      <w:tabs>
+        <w:tab w:val="center" w:pos="4513"/>
+        <w:tab w:val="right" w:pos="9026"/>
+      </w:tabs>
+      <w:spacing w:after="0" w:line="240" w:lineRule="auto"/>
+    </w:pPr>
+  </w:style>
+  <w:style w:type="character" w:customStyle="1" w:styleId="HeaderChar">
+    <w:name w:val="Header Char"/>
+    <w:basedOn w:val="DefaultParagraphFont"/>
+    <w:link w:val="Header"/>
+    <w:uiPriority w:val="99"/>
+    <w:rsid w:val="000A5FDB"/>
+  </w:style>
+  <w:style w:type="paragraph" w:styleId="Footer">
+    <w:name w:val="footer"/>
+    <w:basedOn w:val="Normal"/>
+    <w:link w:val="FooterChar"/>
+    <w:uiPriority w:val="99"/>
+    <w:unhideWhenUsed/>
+    <w:rsid w:val="000A5FDB"/>
+    <w:pPr>
+      <w:tabs>
+        <w:tab w:val="center" w:pos="4513"/>
+        <w:tab w:val="right" w:pos="9026"/>
+      </w:tabs>
+      <w:spacing w:after="0" w:line="240" w:lineRule="auto"/>
+    </w:pPr>
+  </w:style>
+  <w:style w:type="character" w:customStyle="1" w:styleId="FooterChar">
+    <w:name w:val="Footer Char"/>
+    <w:basedOn w:val="DefaultParagraphFont"/>
+    <w:link w:val="Footer"/>
+    <w:uiPriority w:val="99"/>
+    <w:rsid w:val="000A5FDB"/>
   </w:style>
 </w:styles>
 </file>
